--- a/P6-Extra/Practica6Extra-UO305955.docx
+++ b/P6-Extra/Practica6Extra-UO305955.docx
@@ -315,6 +315,9 @@
     <w:p/>
     <w:p>
       <w:r>
+        <w:rPr>
+          <w:noProof/>
+        </w:rPr>
         <w:drawing>
           <wp:inline distT="0" distB="0" distL="0" distR="0" wp14:anchorId="57916792" wp14:editId="3BF2C43D">
             <wp:extent cx="5400040" cy="4152265"/>
@@ -669,6 +672,9 @@
     <w:p/>
     <w:p>
       <w:r>
+        <w:rPr>
+          <w:noProof/>
+        </w:rPr>
         <w:drawing>
           <wp:inline distT="0" distB="0" distL="0" distR="0" wp14:anchorId="1860484D" wp14:editId="494C55A1">
             <wp:extent cx="2896004" cy="2915057"/>
@@ -704,6 +710,11 @@
             </a:graphic>
           </wp:inline>
         </w:drawing>
+      </w:r>
+    </w:p>
+    <w:p>
+      <w:r>
+        <w:t>En la 16 ejecución rompe como lo hace cuando se ejecuta con el optimizador.</w:t>
       </w:r>
     </w:p>
     <w:p/>
